--- a/petrogradka/Темы_проекта_Петроградский_район.docx
+++ b/petrogradka/Темы_проекта_Петроградский_район.docx
@@ -12,7 +12,7 @@
     </w:p>
     <w:p>
       <w:r>
-        <w:t>Составлено по инструкции «Занятие 5. Как одной фразой сказать обо всём». Каждая тема построена по приёму с двоеточием: слева предмет, справа вопрос к нему. Сначала шесть вариантов с целью и задачами, потом черновик рабочего листа.</w:t>
+        <w:t>Составлено по инструкции «Занятие 5. Как одной фразой сказать обо всём». Каждая тема построена по приёму с двоеточием: слева предмет, справа вопрос к нему. Сначала двенадцать вариантов с целью и задачами, потом черновик рабочего листа.</w:t>
       </w:r>
     </w:p>
     <w:p>
@@ -60,7 +60,7 @@
         <w:pStyle w:val="Heading2"/>
       </w:pPr>
       <w:r>
-        <w:t>Шесть вариантов темы</w:t>
+        <w:t>Двенадцать вариантов темы</w:t>
       </w:r>
     </w:p>
     <w:p>
@@ -463,6 +463,408 @@
     <w:p>
       <w:r>
         <w:t>4) Составить сравнительную таблицу «тогда — сейчас».</w:t>
+      </w:r>
+    </w:p>
+    <w:p>
+      <w:pPr>
+        <w:pStyle w:val="Heading3"/>
+      </w:pPr>
+      <w:r>
+        <w:t>7. Зоопарк в блокаду: как сотрудники спасли животных в осаждённом городе</w:t>
+      </w:r>
+    </w:p>
+    <w:p>
+      <w:r>
+        <w:rPr>
+          <w:b/>
+        </w:rPr>
+        <w:t xml:space="preserve">Что изучаю: </w:t>
+      </w:r>
+      <w:r>
+        <w:t xml:space="preserve">Ленинградский зоопарк в 1941–1944 годах.  </w:t>
+      </w:r>
+      <w:r>
+        <w:rPr>
+          <w:b/>
+        </w:rPr>
+        <w:t xml:space="preserve">Что хочу узнать: </w:t>
+      </w:r>
+      <w:r>
+        <w:t>как сотрудникам удалось спасти животных.</w:t>
+      </w:r>
+    </w:p>
+    <w:p>
+      <w:r>
+        <w:rPr>
+          <w:b/>
+        </w:rPr>
+        <w:t xml:space="preserve">Цель: </w:t>
+      </w:r>
+      <w:r>
+        <w:t>Выяснить, как работал зоопарк на Петроградской стороне во время блокады и благодаря чему выжили некоторые животные.</w:t>
+      </w:r>
+    </w:p>
+    <w:p>
+      <w:r>
+        <w:rPr>
+          <w:b/>
+        </w:rPr>
+        <w:t>Задачи:</w:t>
+      </w:r>
+    </w:p>
+    <w:p>
+      <w:r>
+        <w:t>1) Узнать, что случилось с зоопарком в начале войны (эвакуация, бомбёжки).</w:t>
+      </w:r>
+    </w:p>
+    <w:p>
+      <w:r>
+        <w:t>2) Изучить истории спасённых животных, например бегемотихи Красавицы и её смотрительницы Евдокии Дашиной.</w:t>
+      </w:r>
+    </w:p>
+    <w:p>
+      <w:r>
+        <w:t>3) Выяснить, чем кормили животных, когда людям самим не хватало еды.</w:t>
+      </w:r>
+    </w:p>
+    <w:p>
+      <w:r>
+        <w:t>4) Найти, как сегодня зоопарк хранит память о тех событиях.</w:t>
+      </w:r>
+    </w:p>
+    <w:p>
+      <w:pPr>
+        <w:pStyle w:val="Heading3"/>
+      </w:pPr>
+      <w:r>
+        <w:t>8. Полуденный выстрел: зачем каждый день стреляет пушка Петропавловской крепости</w:t>
+      </w:r>
+    </w:p>
+    <w:p>
+      <w:r>
+        <w:rPr>
+          <w:b/>
+        </w:rPr>
+        <w:t xml:space="preserve">Что изучаю: </w:t>
+      </w:r>
+      <w:r>
+        <w:t xml:space="preserve">Полуденная пушка на Нарышкином бастионе.  </w:t>
+      </w:r>
+      <w:r>
+        <w:rPr>
+          <w:b/>
+        </w:rPr>
+        <w:t xml:space="preserve">Что хочу узнать: </w:t>
+      </w:r>
+      <w:r>
+        <w:t>зачем городу нужен ежедневный выстрел.</w:t>
+      </w:r>
+    </w:p>
+    <w:p>
+      <w:r>
+        <w:rPr>
+          <w:b/>
+        </w:rPr>
+        <w:t xml:space="preserve">Цель: </w:t>
+      </w:r>
+      <w:r>
+        <w:t>Выяснить, откуда пошла традиция полуденного выстрела и какую пользу он приносил жителям города.</w:t>
+      </w:r>
+    </w:p>
+    <w:p>
+      <w:r>
+        <w:rPr>
+          <w:b/>
+        </w:rPr>
+        <w:t>Задачи:</w:t>
+      </w:r>
+    </w:p>
+    <w:p>
+      <w:r>
+        <w:t>1) Узнать, когда и для чего начали стрелять из пушки в полдень.</w:t>
+      </w:r>
+    </w:p>
+    <w:p>
+      <w:r>
+        <w:t>2) Выяснить, как горожане сверяли время до появления радио и телефонов.</w:t>
+      </w:r>
+    </w:p>
+    <w:p>
+      <w:r>
+        <w:t>3) Узнать, прерывалась ли традиция и когда её возобновили.</w:t>
+      </w:r>
+    </w:p>
+    <w:p>
+      <w:r>
+        <w:t>4) Сравнить, зачем выстрел нужен был тогда и зачем сохраняется сейчас.</w:t>
+      </w:r>
+    </w:p>
+    <w:p>
+      <w:pPr>
+        <w:pStyle w:val="Heading3"/>
+      </w:pPr>
+      <w:r>
+        <w:t>9. Ангел на шпиле Петропавловского собора: почему его называют хранителем города</w:t>
+      </w:r>
+    </w:p>
+    <w:p>
+      <w:r>
+        <w:rPr>
+          <w:b/>
+        </w:rPr>
+        <w:t xml:space="preserve">Что изучаю: </w:t>
+      </w:r>
+      <w:r>
+        <w:t xml:space="preserve">Ангел на шпиле Петропавловского собора.  </w:t>
+      </w:r>
+      <w:r>
+        <w:rPr>
+          <w:b/>
+        </w:rPr>
+        <w:t xml:space="preserve">Что хочу узнать: </w:t>
+      </w:r>
+      <w:r>
+        <w:t>почему его считают хранителем Петербурга.</w:t>
+      </w:r>
+    </w:p>
+    <w:p>
+      <w:r>
+        <w:rPr>
+          <w:b/>
+        </w:rPr>
+        <w:t xml:space="preserve">Цель: </w:t>
+      </w:r>
+      <w:r>
+        <w:t>Узнать историю ангела на шпиле и выяснить, почему он стал одним из символов города.</w:t>
+      </w:r>
+    </w:p>
+    <w:p>
+      <w:r>
+        <w:rPr>
+          <w:b/>
+        </w:rPr>
+        <w:t>Задачи:</w:t>
+      </w:r>
+    </w:p>
+    <w:p>
+      <w:r>
+        <w:t>1) Изучить, когда появился ангел и сколько раз его меняли и чинили.</w:t>
+      </w:r>
+    </w:p>
+    <w:p>
+      <w:r>
+        <w:t>2) Узнать истории о смелых людях, которые поднимались на шпиль (кровельщик Пётр Телушкин, маскировка шпиля в блокаду).</w:t>
+      </w:r>
+    </w:p>
+    <w:p>
+      <w:r>
+        <w:t>3) Найти, где ещё в городе встречается образ ангела.</w:t>
+      </w:r>
+    </w:p>
+    <w:p>
+      <w:r>
+        <w:t>4) Объяснить, почему жители считают ангела хранителем города.</w:t>
+      </w:r>
+    </w:p>
+    <w:p>
+      <w:pPr>
+        <w:pStyle w:val="Heading3"/>
+      </w:pPr>
+      <w:r>
+        <w:t>10. Соборная мечеть на Кронверкском проспекте: почему в Петербурге построили такую большую мечеть</w:t>
+      </w:r>
+    </w:p>
+    <w:p>
+      <w:r>
+        <w:rPr>
+          <w:b/>
+        </w:rPr>
+        <w:t xml:space="preserve">Что изучаю: </w:t>
+      </w:r>
+      <w:r>
+        <w:t xml:space="preserve">Соборная мечеть Санкт-Петербурга.  </w:t>
+      </w:r>
+      <w:r>
+        <w:rPr>
+          <w:b/>
+        </w:rPr>
+        <w:t xml:space="preserve">Что хочу узнать: </w:t>
+      </w:r>
+      <w:r>
+        <w:t>почему её построили в столице и именно на Петроградской стороне.</w:t>
+      </w:r>
+    </w:p>
+    <w:p>
+      <w:r>
+        <w:rPr>
+          <w:b/>
+        </w:rPr>
+        <w:t xml:space="preserve">Цель: </w:t>
+      </w:r>
+      <w:r>
+        <w:t>Выяснить, кто и зачем строил мечеть в начале XX века и что она рассказывает о жителях многонационального Петербурга.</w:t>
+      </w:r>
+    </w:p>
+    <w:p>
+      <w:r>
+        <w:rPr>
+          <w:b/>
+        </w:rPr>
+        <w:t>Задачи:</w:t>
+      </w:r>
+    </w:p>
+    <w:p>
+      <w:r>
+        <w:t>1) Узнать, сколько мусульман жило в Петербурге в начале XX века и кем они были.</w:t>
+      </w:r>
+    </w:p>
+    <w:p>
+      <w:r>
+        <w:t>2) Изучить историю строительства мечети (1910–1920 годы).</w:t>
+      </w:r>
+    </w:p>
+    <w:p>
+      <w:r>
+        <w:t>3) Узнать, на какие известные здания Востока похожа мечеть.</w:t>
+      </w:r>
+    </w:p>
+    <w:p>
+      <w:r>
+        <w:t>4) Сделать вывод, что мечеть говорит о городе, где рядом жили люди разных народов.</w:t>
+      </w:r>
+    </w:p>
+    <w:p>
+      <w:pPr>
+        <w:pStyle w:val="Heading3"/>
+      </w:pPr>
+      <w:r>
+        <w:t>11. Дома с башенками на Петроградской стороне: зачем архитекторы ставили башни на углах</w:t>
+      </w:r>
+    </w:p>
+    <w:p>
+      <w:r>
+        <w:rPr>
+          <w:b/>
+        </w:rPr>
+        <w:t xml:space="preserve">Что изучаю: </w:t>
+      </w:r>
+      <w:r>
+        <w:t xml:space="preserve">Угловые башни домов Петроградской стороны.  </w:t>
+      </w:r>
+      <w:r>
+        <w:rPr>
+          <w:b/>
+        </w:rPr>
+        <w:t xml:space="preserve">Что хочу узнать: </w:t>
+      </w:r>
+      <w:r>
+        <w:t>зачем их строили, если в них почти нельзя жить.</w:t>
+      </w:r>
+    </w:p>
+    <w:p>
+      <w:r>
+        <w:rPr>
+          <w:b/>
+        </w:rPr>
+        <w:t xml:space="preserve">Цель: </w:t>
+      </w:r>
+      <w:r>
+        <w:t>Найти дома с угловыми башнями на улицах района и выяснить, для чего архитекторы их придумывали.</w:t>
+      </w:r>
+    </w:p>
+    <w:p>
+      <w:r>
+        <w:rPr>
+          <w:b/>
+        </w:rPr>
+        <w:t>Задачи:</w:t>
+      </w:r>
+    </w:p>
+    <w:p>
+      <w:r>
+        <w:t>1) Пройти по нескольким улицам района и составить список домов с башнями.</w:t>
+      </w:r>
+    </w:p>
+    <w:p>
+      <w:r>
+        <w:t>2) Сфотографировать их и описать, чем башни отличаются друг от друга.</w:t>
+      </w:r>
+    </w:p>
+    <w:p>
+      <w:r>
+        <w:t>3) Узнать по книгам об архитектуре, какую роль играла башня (украшение, ориентир, реклама дома).</w:t>
+      </w:r>
+    </w:p>
+    <w:p>
+      <w:r>
+        <w:t>4) Составить карту-маршрут «Башни Петроградской стороны».</w:t>
+      </w:r>
+    </w:p>
+    <w:p>
+      <w:pPr>
+        <w:pStyle w:val="Heading3"/>
+      </w:pPr>
+      <w:r>
+        <w:t>12. Крейсер «Аврора»: как боевой корабль стал музеем и символом города</w:t>
+      </w:r>
+    </w:p>
+    <w:p>
+      <w:r>
+        <w:rPr>
+          <w:b/>
+        </w:rPr>
+        <w:t xml:space="preserve">Что изучаю: </w:t>
+      </w:r>
+      <w:r>
+        <w:t xml:space="preserve">Крейсер «Аврора» у Петроградской набережной.  </w:t>
+      </w:r>
+      <w:r>
+        <w:rPr>
+          <w:b/>
+        </w:rPr>
+        <w:t xml:space="preserve">Что хочу узнать: </w:t>
+      </w:r>
+      <w:r>
+        <w:t>как боевой корабль стал музеем и символом.</w:t>
+      </w:r>
+    </w:p>
+    <w:p>
+      <w:r>
+        <w:rPr>
+          <w:b/>
+        </w:rPr>
+        <w:t xml:space="preserve">Цель: </w:t>
+      </w:r>
+      <w:r>
+        <w:t>Проследить судьбу крейсера от постройки до наших дней и выяснить, почему его решили сохранить.</w:t>
+      </w:r>
+    </w:p>
+    <w:p>
+      <w:r>
+        <w:rPr>
+          <w:b/>
+        </w:rPr>
+        <w:t>Задачи:</w:t>
+      </w:r>
+    </w:p>
+    <w:p>
+      <w:r>
+        <w:t>1) Узнать, когда построили крейсер и в каких событиях он участвовал (Цусима, 1917 год, Великая Отечественная война).</w:t>
+      </w:r>
+    </w:p>
+    <w:p>
+      <w:r>
+        <w:t>2) Выяснить, когда и почему «Аврора» стала кораблём-музеем.</w:t>
+      </w:r>
+    </w:p>
+    <w:p>
+      <w:r>
+        <w:t>3) Узнать, как корабль ремонтировали и что от него осталось «настоящим».</w:t>
+      </w:r>
+    </w:p>
+    <w:p>
+      <w:r>
+        <w:t>4) Объяснить, почему «Аврору» считают одним из символов Петербурга.</w:t>
       </w:r>
     </w:p>
     <w:p>
@@ -1106,6 +1508,54 @@
         <w:t>Каменный, Елагин и Крестовский острова: как царские дачи стали парками для всех</w:t>
       </w:r>
     </w:p>
+    <w:p>
+      <w:pPr>
+        <w:pStyle w:val="ListBullet"/>
+      </w:pPr>
+      <w:r>
+        <w:t>Зоопарк в блокаду: как сотрудники спасли животных в осаждённом городе</w:t>
+      </w:r>
+    </w:p>
+    <w:p>
+      <w:pPr>
+        <w:pStyle w:val="ListBullet"/>
+      </w:pPr>
+      <w:r>
+        <w:t>Полуденный выстрел: зачем каждый день стреляет пушка Петропавловской крепости</w:t>
+      </w:r>
+    </w:p>
+    <w:p>
+      <w:pPr>
+        <w:pStyle w:val="ListBullet"/>
+      </w:pPr>
+      <w:r>
+        <w:t>Ангел на шпиле Петропавловского собора: почему его называют хранителем города</w:t>
+      </w:r>
+    </w:p>
+    <w:p>
+      <w:pPr>
+        <w:pStyle w:val="ListBullet"/>
+      </w:pPr>
+      <w:r>
+        <w:t>Соборная мечеть на Кронверкском проспекте: почему в Петербурге построили такую большую мечеть</w:t>
+      </w:r>
+    </w:p>
+    <w:p>
+      <w:pPr>
+        <w:pStyle w:val="ListBullet"/>
+      </w:pPr>
+      <w:r>
+        <w:t>Дома с башенками на Петроградской стороне: зачем архитекторы ставили башни на углах</w:t>
+      </w:r>
+    </w:p>
+    <w:p>
+      <w:pPr>
+        <w:pStyle w:val="ListBullet"/>
+      </w:pPr>
+      <w:r>
+        <w:t>Крейсер «Аврора»: как боевой корабль стал музеем и символом города</w:t>
+      </w:r>
+    </w:p>
     <w:sectPr>
       <w:pgSz w:w="12240" w:h="15840"/>
       <w:pgMar w:top="1440" w:right="1800" w:bottom="1440" w:left="1800" w:header="720" w:footer="720" w:gutter="0"/>

--- a/petrogradka/Темы_проекта_Петроградский_район.docx
+++ b/petrogradka/Темы_проекта_Петроградский_район.docx
@@ -877,12 +877,12 @@
         <w:pStyle w:val="Heading2"/>
       </w:pPr>
       <w:r>
-        <w:t>Черновик рабочего листа (к занятию 6)</w:t>
+        <w:t>Рабочий лист (к занятию 6). Выбранная тема: острова</w:t>
       </w:r>
     </w:p>
     <w:p>
       <w:r>
-        <w:t>Это подсказка: ученику лучше переписать своими словами, особенно шаги 1, 5 и 6.</w:t>
+        <w:t>Это черновик-подсказка: ученику лучше переписать шаги 1, 5 и 6 своими словами.</w:t>
       </w:r>
     </w:p>
     <w:p>
@@ -895,7 +895,7 @@
     </w:p>
     <w:p>
       <w:r>
-        <w:t>Я живу (учусь) в Петербурге и хочу лучше узнать Петроградскую сторону. Мне интересно, что можно понять об истории района, просто гуляя по его улицам: по названиям, домам и памятным знакам.</w:t>
+        <w:t>Я хочу узнать, как менялись три острова Петроградского района: Каменный, Елагин и Крестовский. Когда-то там были дачи и дворцы знати, а теперь это парки, где гуляют и занимаются спортом все. Мне интересно, когда и почему это изменилось.</w:t>
       </w:r>
     </w:p>
     <w:p>
@@ -956,7 +956,7 @@
           </w:tcPr>
           <w:p>
             <w:r>
-              <w:t>Названия улиц Петроградской стороны</w:t>
+              <w:t>Каменный, Елагин и Крестовский острова</w:t>
             </w:r>
           </w:p>
         </w:tc>
@@ -976,7 +976,7 @@
           </w:tcPr>
           <w:p>
             <w:r>
-              <w:t>что они рассказывают о первых жителях района</w:t>
+              <w:t>как места отдыха знати стали парками для всех горожан</w:t>
             </w:r>
           </w:p>
         </w:tc>
@@ -988,7 +988,7 @@
           </w:tcPr>
           <w:p>
             <w:r>
-              <w:t>Модерн на Каменноостровском проспекте</w:t>
+              <w:t>Елагин остров</w:t>
             </w:r>
           </w:p>
         </w:tc>
@@ -1008,7 +1008,7 @@
           </w:tcPr>
           <w:p>
             <w:r>
-              <w:t>как узнать его на улице без экскурсовода</w:t>
+              <w:t>как царская резиденция превратилась в общий парк</w:t>
             </w:r>
           </w:p>
         </w:tc>
@@ -1020,7 +1020,7 @@
           </w:tcPr>
           <w:p>
             <w:r>
-              <w:t>Блокада на Петроградской стороне</w:t>
+              <w:t>Крестовский остров</w:t>
             </w:r>
           </w:p>
         </w:tc>
@@ -1040,7 +1040,7 @@
           </w:tcPr>
           <w:p>
             <w:r>
-              <w:t>какие её следы видны на улицах сегодня</w:t>
+              <w:t>почему здесь появились стадионы и спортивные клубы</w:t>
             </w:r>
           </w:p>
         </w:tc>
@@ -1056,17 +1056,17 @@
     </w:p>
     <w:p>
       <w:r>
-        <w:t>Вариант 1. Названия улиц Петроградской стороны: что они рассказывают о первых жителях района</w:t>
+        <w:t>Вариант 1. Каменный, Елагин и Крестовский острова: как царские дачи стали парками для всех</w:t>
       </w:r>
     </w:p>
     <w:p>
       <w:r>
-        <w:t>Вариант 2. Модерн на Каменноостровском проспекте: как узнать его на улице без экскурсовода</w:t>
+        <w:t>Вариант 2. Елагин остров: как летняя резиденция императоров стала парком для горожан</w:t>
       </w:r>
     </w:p>
     <w:p>
       <w:r>
-        <w:t>Вариант 3. Блокада на Петроградской стороне: какие следы войны можно найти на улицах сегодня</w:t>
+        <w:t>Вариант 3. Крестовский остров: как место загородных гуляний стало островом спорта</w:t>
       </w:r>
     </w:p>
     <w:p>
@@ -1441,7 +1441,7 @@
     </w:p>
     <w:p>
       <w:r>
-        <w:t>Например: «Выбираю вариант 1, потому что по названиям улиц можно узнать, как жили люди 300 лет назад, а проверить это можно на прогулке по району».</w:t>
+        <w:t>Выбираю вариант 1. На трёх островах можно сравнить, как по-разному менялась их судьба, а побывать на всех трёх и сфотографировать их можно за одну-две прогулки. Варианты 2 и 3 оставляю на случай, если на консультации скажут, что три острова — слишком много.</w:t>
       </w:r>
     </w:p>
     <w:p>
@@ -1457,7 +1457,7 @@
         <w:pStyle w:val="ListBullet"/>
       </w:pPr>
       <w:r>
-        <w:t>Можно ли сделать результатом работы карту или памятку-маршрут?</w:t>
+        <w:t>Не слишком ли много брать три острова, или лучше остановиться на одном?</w:t>
       </w:r>
     </w:p>
     <w:p>
@@ -1465,7 +1465,7 @@
         <w:pStyle w:val="ListBullet"/>
       </w:pPr>
       <w:r>
-        <w:t>Сколько улиц (зданий, мест) достаточно взять для работы?</w:t>
+        <w:t>Можно ли сделать результатом работы сравнительную таблицу «тогда — сейчас» и карту?</w:t>
       </w:r>
     </w:p>
     <w:p>
@@ -1473,7 +1473,7 @@
         <w:pStyle w:val="ListBullet"/>
       </w:pPr>
       <w:r>
-        <w:t>Можно ли использовать фотографии, сделанные самостоятельно?</w:t>
+        <w:t>Можно ли использовать свои фотографии с прогулки по островам?</w:t>
       </w:r>
     </w:p>
     <w:p>
@@ -1482,6 +1482,22 @@
       </w:pPr>
       <w:r>
         <w:t>Запасные идеи</w:t>
+      </w:r>
+    </w:p>
+    <w:p>
+      <w:pPr>
+        <w:pStyle w:val="ListBullet"/>
+      </w:pPr>
+      <w:r>
+        <w:t>Названия улиц Петроградской стороны: что они рассказывают о первых жителях района</w:t>
+      </w:r>
+    </w:p>
+    <w:p>
+      <w:pPr>
+        <w:pStyle w:val="ListBullet"/>
+      </w:pPr>
+      <w:r>
+        <w:t>Модерн на Каменноостровском проспекте: как узнать его на улице без экскурсовода</w:t>
       </w:r>
     </w:p>
     <w:p>
@@ -1505,7 +1521,7 @@
         <w:pStyle w:val="ListBullet"/>
       </w:pPr>
       <w:r>
-        <w:t>Каменный, Елагин и Крестовский острова: как царские дачи стали парками для всех</w:t>
+        <w:t>Блокада на Петроградской стороне: какие следы войны можно найти на улицах сегодня</w:t>
       </w:r>
     </w:p>
     <w:p>

--- a/petrogradka/Темы_проекта_Петроградский_район.docx
+++ b/petrogradka/Темы_проекта_Петроградский_район.docx
@@ -1478,6 +1478,77 @@
     </w:p>
     <w:p>
       <w:pPr>
+        <w:pStyle w:val="Heading2"/>
+      </w:pPr>
+      <w:r>
+        <w:t>Цель и задачи выбранной темы</w:t>
+      </w:r>
+    </w:p>
+    <w:p>
+      <w:r>
+        <w:rPr>
+          <w:b/>
+        </w:rPr>
+        <w:t>Тема: Каменный, Елагин и Крестовский острова: как царские дачи стали парками для всех</w:t>
+      </w:r>
+    </w:p>
+    <w:p>
+      <w:r>
+        <w:rPr>
+          <w:b/>
+        </w:rPr>
+        <w:t xml:space="preserve">Цель: </w:t>
+      </w:r>
+      <w:r>
+        <w:t>выяснить, как и почему три острова Петроградского района превратились из мест отдыха царской семьи и знати в парки, открытые для всех горожан.</w:t>
+      </w:r>
+    </w:p>
+    <w:p>
+      <w:r>
+        <w:rPr>
+          <w:b/>
+        </w:rPr>
+        <w:t>Задачи:</w:t>
+      </w:r>
+    </w:p>
+    <w:p>
+      <w:r>
+        <w:t>1) Найти на карте Каменный, Елагин и Крестовский острова и узнать, как они выглядели в XVIII веке.</w:t>
+      </w:r>
+    </w:p>
+    <w:p>
+      <w:r>
+        <w:t>2) Выяснить, кому принадлежали острова в XVIII–XIX веках и что там строили (Каменноостровский и Елагин дворцы, дачи, усадьбы).</w:t>
+      </w:r>
+    </w:p>
+    <w:p>
+      <w:r>
+        <w:t>3) Узнать, когда и почему острова стали открыты для всех (на Елагином острове в 1932 году открыли Центральный парк культуры и отдыха).</w:t>
+      </w:r>
+    </w:p>
+    <w:p>
+      <w:r>
+        <w:t>4) Описать, что есть на каждом острове сейчас: парки, стадионы, места для прогулок.</w:t>
+      </w:r>
+    </w:p>
+    <w:p>
+      <w:r>
+        <w:t>5) Сравнить прошлое и настоящее островов в таблице «тогда — сейчас» и сделать вывод.</w:t>
+      </w:r>
+    </w:p>
+    <w:p>
+      <w:r>
+        <w:rPr>
+          <w:b/>
+        </w:rPr>
+        <w:t xml:space="preserve">Что получится в итоге: </w:t>
+      </w:r>
+      <w:r>
+        <w:t>сравнительная таблица и карта трёх островов с фотографиями.</w:t>
+      </w:r>
+    </w:p>
+    <w:p>
+      <w:pPr>
         <w:pStyle w:val="Heading3"/>
       </w:pPr>
       <w:r>

--- a/petrogradka/Темы_проекта_Петроградский_район.docx
+++ b/petrogradka/Темы_проекта_Петроградский_район.docx
@@ -1552,6 +1552,69 @@
         <w:pStyle w:val="Heading3"/>
       </w:pPr>
       <w:r>
+        <w:t>Вариант для проекта (с продуктом)</w:t>
+      </w:r>
+    </w:p>
+    <w:p>
+      <w:r>
+        <w:rPr>
+          <w:b/>
+        </w:rPr>
+        <w:t xml:space="preserve">Цель: </w:t>
+      </w:r>
+      <w:r>
+        <w:t>создать иллюстрированный путеводитель (буклет с картой), который рассказывает, как три острова Петроградского района превратились из мест отдыха царской семьи и знати в парки для всех горожан.</w:t>
+      </w:r>
+    </w:p>
+    <w:p>
+      <w:r>
+        <w:rPr>
+          <w:b/>
+        </w:rPr>
+        <w:t>Задачи:</w:t>
+      </w:r>
+    </w:p>
+    <w:p>
+      <w:r>
+        <w:t>1) Изучить историю Каменного, Елагина и Крестовского островов в XVIII–XIX веках: кому они принадлежали и что там строили.</w:t>
+      </w:r>
+    </w:p>
+    <w:p>
+      <w:r>
+        <w:t>2) Выяснить, когда и почему острова стали открыты для всех горожан.</w:t>
+      </w:r>
+    </w:p>
+    <w:p>
+      <w:r>
+        <w:t>3) Побывать на островах, сфотографировать сохранившиеся дворцы, дачи и современные парки.</w:t>
+      </w:r>
+    </w:p>
+    <w:p>
+      <w:r>
+        <w:t>4) Составить таблицу «тогда — сейчас» и отметить главные места на карте.</w:t>
+      </w:r>
+    </w:p>
+    <w:p>
+      <w:r>
+        <w:t>5) Оформить путеводитель и представить его одноклассникам.</w:t>
+      </w:r>
+    </w:p>
+    <w:p>
+      <w:r>
+        <w:rPr>
+          <w:b/>
+        </w:rPr>
+        <w:t xml:space="preserve">Продукт проекта: </w:t>
+      </w:r>
+      <w:r>
+        <w:t>буклет-путеводитель с картой, фотографиями и таблицей «тогда — сейчас».</w:t>
+      </w:r>
+    </w:p>
+    <w:p>
+      <w:pPr>
+        <w:pStyle w:val="Heading3"/>
+      </w:pPr>
+      <w:r>
         <w:t>Запасные идеи</w:t>
       </w:r>
     </w:p>

--- a/petrogradka/Темы_проекта_Петроградский_район.docx
+++ b/petrogradka/Темы_проекта_Петроградский_район.docx
@@ -1481,7 +1481,7 @@
         <w:pStyle w:val="Heading2"/>
       </w:pPr>
       <w:r>
-        <w:t>Цель и задачи выбранной темы</w:t>
+        <w:t>Цель и задачи проекта (итоговый вариант)</w:t>
       </w:r>
     </w:p>
     <w:p>
@@ -1500,7 +1500,7 @@
         <w:t xml:space="preserve">Цель: </w:t>
       </w:r>
       <w:r>
-        <w:t>выяснить, как и почему три острова Петроградского района превратились из мест отдыха царской семьи и знати в парки, открытые для всех горожан.</w:t>
+        <w:t>выяснить, как и почему Каменный, Елагин и Крестовский острова превратились из мест отдыха царской семьи и знати в парки для всех горожан, и создать по итогам путеводитель по трём островам.</w:t>
       </w:r>
     </w:p>
     <w:p>
@@ -1533,70 +1533,12 @@
     </w:p>
     <w:p>
       <w:r>
-        <w:t>5) Сравнить прошлое и настоящее островов в таблице «тогда — сейчас» и сделать вывод.</w:t>
+        <w:t>5) Сравнить прошлое и настоящее островов в таблице «тогда — сейчас».</w:t>
       </w:r>
     </w:p>
     <w:p>
       <w:r>
-        <w:rPr>
-          <w:b/>
-        </w:rPr>
-        <w:t xml:space="preserve">Что получится в итоге: </w:t>
-      </w:r>
-      <w:r>
-        <w:t>сравнительная таблица и карта трёх островов с фотографиями.</w:t>
-      </w:r>
-    </w:p>
-    <w:p>
-      <w:pPr>
-        <w:pStyle w:val="Heading3"/>
-      </w:pPr>
-      <w:r>
-        <w:t>Вариант для проекта (с продуктом)</w:t>
-      </w:r>
-    </w:p>
-    <w:p>
-      <w:r>
-        <w:rPr>
-          <w:b/>
-        </w:rPr>
-        <w:t xml:space="preserve">Цель: </w:t>
-      </w:r>
-      <w:r>
-        <w:t>создать иллюстрированный путеводитель (буклет с картой), который рассказывает, как три острова Петроградского района превратились из мест отдыха царской семьи и знати в парки для всех горожан.</w:t>
-      </w:r>
-    </w:p>
-    <w:p>
-      <w:r>
-        <w:rPr>
-          <w:b/>
-        </w:rPr>
-        <w:t>Задачи:</w:t>
-      </w:r>
-    </w:p>
-    <w:p>
-      <w:r>
-        <w:t>1) Изучить историю Каменного, Елагина и Крестовского островов в XVIII–XIX веках: кому они принадлежали и что там строили.</w:t>
-      </w:r>
-    </w:p>
-    <w:p>
-      <w:r>
-        <w:t>2) Выяснить, когда и почему острова стали открыты для всех горожан.</w:t>
-      </w:r>
-    </w:p>
-    <w:p>
-      <w:r>
-        <w:t>3) Побывать на островах, сфотографировать сохранившиеся дворцы, дачи и современные парки.</w:t>
-      </w:r>
-    </w:p>
-    <w:p>
-      <w:r>
-        <w:t>4) Составить таблицу «тогда — сейчас» и отметить главные места на карте.</w:t>
-      </w:r>
-    </w:p>
-    <w:p>
-      <w:r>
-        <w:t>5) Оформить путеводитель и представить его одноклассникам.</w:t>
+        <w:t>6) Оформить путеводитель с картой, фотографиями и таблицей и представить его одноклассникам.</w:t>
       </w:r>
     </w:p>
     <w:p>
@@ -1607,7 +1549,7 @@
         <w:t xml:space="preserve">Продукт проекта: </w:t>
       </w:r>
       <w:r>
-        <w:t>буклет-путеводитель с картой, фотографиями и таблицей «тогда — сейчас».</w:t>
+        <w:t>путеводитель «Каменный, Елагин и Крестовский острова: тогда и сейчас».</w:t>
       </w:r>
     </w:p>
     <w:p>

--- a/petrogradka/Темы_проекта_Петроградский_район.docx
+++ b/petrogradka/Темы_проекта_Петроградский_район.docx
@@ -1465,7 +1465,7 @@
         <w:pStyle w:val="ListBullet"/>
       </w:pPr>
       <w:r>
-        <w:t>Можно ли сделать результатом работы сравнительную таблицу «тогда — сейчас» и карту?</w:t>
+        <w:t>Можно ли сделать продуктом проекта путеводитель с картой и фотографиями?</w:t>
       </w:r>
     </w:p>
     <w:p>
@@ -1533,12 +1533,7 @@
     </w:p>
     <w:p>
       <w:r>
-        <w:t>5) Сравнить прошлое и настоящее островов в таблице «тогда — сейчас».</w:t>
-      </w:r>
-    </w:p>
-    <w:p>
-      <w:r>
-        <w:t>6) Оформить путеводитель с картой, фотографиями и таблицей и представить его одноклассникам.</w:t>
+        <w:t>5) Оформить путеводитель с картой и фотографиями и представить его одноклассникам.</w:t>
       </w:r>
     </w:p>
     <w:p>
@@ -1549,7 +1544,7 @@
         <w:t xml:space="preserve">Продукт проекта: </w:t>
       </w:r>
       <w:r>
-        <w:t>путеводитель «Каменный, Елагин и Крестовский острова: тогда и сейчас».</w:t>
+        <w:t>путеводитель по Каменному, Елагину и Крестовскому островам с картой и фотографиями.</w:t>
       </w:r>
     </w:p>
     <w:p>

--- a/petrogradka/Темы_проекта_Петроградский_район.docx
+++ b/petrogradka/Темы_проекта_Петроградский_район.docx
@@ -1465,7 +1465,7 @@
         <w:pStyle w:val="ListBullet"/>
       </w:pPr>
       <w:r>
-        <w:t>Можно ли сделать продуктом проекта путеводитель с картой и фотографиями?</w:t>
+        <w:t>Можно ли сделать продуктом проекта путеводитель с маршрутом прогулки и картой?</w:t>
       </w:r>
     </w:p>
     <w:p>
@@ -1500,7 +1500,7 @@
         <w:t xml:space="preserve">Цель: </w:t>
       </w:r>
       <w:r>
-        <w:t>выяснить, как и почему Каменный, Елагин и Крестовский острова превратились из мест отдыха царской семьи и знати в парки для всех горожан, и создать по итогам путеводитель по трём островам.</w:t>
+        <w:t>выяснить, как и почему Каменный, Елагин и Крестовский острова превратились из мест отдыха царской семьи и знати в парки для всех горожан, и составить путеводитель с маршрутом прогулки по местам, где сохранились следы царского времени.</w:t>
       </w:r>
     </w:p>
     <w:p>
@@ -1528,12 +1528,17 @@
     </w:p>
     <w:p>
       <w:r>
-        <w:t>4) Описать, что есть на каждом острове сейчас: парки, стадионы, места для прогулок.</w:t>
+        <w:t>4) Найти на островах места, где сохранились следы царского времени (дворцы, церкви, павильоны, пристани, мосты), и сфотографировать их.</w:t>
       </w:r>
     </w:p>
     <w:p>
       <w:r>
-        <w:t>5) Оформить путеводитель с картой и фотографиями и представить его одноклассникам.</w:t>
+        <w:t>5) Составить маршрут прогулки по этим местам и нанести его на карту.</w:t>
+      </w:r>
+    </w:p>
+    <w:p>
+      <w:r>
+        <w:t>6) Оформить путеводитель с маршрутом, картой и фотографиями и представить его одноклассникам.</w:t>
       </w:r>
     </w:p>
     <w:p>
@@ -1544,7 +1549,7 @@
         <w:t xml:space="preserve">Продукт проекта: </w:t>
       </w:r>
       <w:r>
-        <w:t>путеводитель по Каменному, Елагину и Крестовскому островам с картой и фотографиями.</w:t>
+        <w:t>путеводитель по Каменному, Елагину и Крестовскому островам с маршрутом прогулки «По следам царского времени», картой и фотографиями.</w:t>
       </w:r>
     </w:p>
     <w:p>
